--- a/public/documents/openai-2026-06-02/01_AI_Deployment_Engineer_Codex_Remote_US/Jonathan_Yu_AI_Deployment_Engineer_Codex_Resume.docx
+++ b/public/documents/openai-2026-06-02/01_AI_Deployment_Engineer_Codex_Remote_US/Jonathan_Yu_AI_Deployment_Engineer_Codex_Resume.docx
@@ -90,7 +90,7 @@
       <w:pPr/>
       <w:r>
         <w:rPr/>
-        <w:t xml:space="preserve">Founder-builder with hands-on React, TypeScript, Supabase, Stripe, Edge Function, validation, and AI workflow experience. Built Sip Studies as a production-minded AI education platform and used AI-assisted development practices to move from product ideas to working systems, documentation, and reviewable outputs. Strong fit for Codex deployment work that combines technical prototypes, workshops, customer workflow mapping, and practical adoption guidance.</w:t>
+        <w:t xml:space="preserve">Founder-builder with AI-assisted, repo-driven product development experience across advanced prompting, durable goals/threads, agent workflows, validation, documentation, and OpenAI product use since 2022. Built Sip Studies as a production-minded AI education platform and used AI-assisted development practices to move from product ideas to working products, documentation, and reviewable outputs. Strong fit for Codex deployment work that combines practical prototypes, workshops, customer workflow mapping, and adoption guidance.</w:t>
       </w:r>
     </w:p>
     <w:p/>
@@ -124,7 +124,7 @@
       </w:pPr>
       <w:r>
         <w:rPr/>
-        <w:t xml:space="preserve">Uses AI-assisted coding and documentation workflows to turn ambiguous requirements into demos, artifacts, and operational runbooks.</w:t>
+        <w:t xml:space="preserve">Uses advanced prompting, durable goals/threads, and repo-driven AI agent workflows to turn ambiguous requirements into working examples, artifacts, and operational runbooks.</w:t>
       </w:r>
     </w:p>
     <w:p>
@@ -164,6 +164,7 @@
       </w:r>
     </w:p>
     <w:p/>
+    <w:p/>
     <w:p>
       <w:pPr>
         <w:pStyle w:val="Heading1"/>
@@ -182,7 +183,7 @@
       </w:pPr>
       <w:r>
         <w:rPr/>
-        <w:t xml:space="preserve">AI coding workflows and prototyping</w:t>
+        <w:t xml:space="preserve">Advanced prompting and AI-assisted development workflows</w:t>
       </w:r>
     </w:p>
     <w:p>
@@ -206,19 +207,19 @@
       </w:pPr>
       <w:r>
         <w:rPr/>
-        <w:t xml:space="preserve">React, TypeScript, Vite, Supabase</w:t>
-      </w:r>
-    </w:p>
-    <w:p>
-      <w:pPr>
-        <w:numPr>
-          <w:ilvl w:val="0"/>
-          <w:numId w:val="1"/>
-        </w:numPr>
-      </w:pPr>
-      <w:r>
-        <w:rPr/>
-        <w:t xml:space="preserve">Edge Functions, Stripe, auth flows</w:t>
+        <w:t xml:space="preserve">Repo-driven product builds with AI guidance</w:t>
+      </w:r>
+    </w:p>
+    <w:p>
+      <w:pPr>
+        <w:numPr>
+          <w:ilvl w:val="0"/>
+          <w:numId w:val="1"/>
+        </w:numPr>
+      </w:pPr>
+      <w:r>
+        <w:rPr/>
+        <w:t xml:space="preserve">AI-assisted implementation across auth, payments, and data workflows</w:t>
       </w:r>
     </w:p>
     <w:p>
@@ -305,7 +306,7 @@
       </w:pPr>
       <w:r>
         <w:rPr/>
-        <w:t xml:space="preserve">Built a React/TypeScript, Vite, Supabase, Stripe, and Edge Function workspace across Learn, Taste, and Connect: Sip Academy, Sipopedia, Beverage Quiz, Maps, Flavor Wheel, Tasting Journal, Beverage News, AI Winecast, and Somm Events.</w:t>
+        <w:t xml:space="preserve">Using AI-assisted, repo-driven workflows, built a React/TypeScript, Vite, Supabase, Stripe, and Edge Function workspace across Learn, Taste, and Connect: Sip Academy, Sipopedia, Beverage Quiz, Maps, Flavor Wheel, Tasting Journal, Beverage News, AI Winecast, and Somm Events.</w:t>
       </w:r>
     </w:p>
     <w:p>
@@ -823,7 +824,7 @@
       </w:pPr>
       <w:r>
         <w:rPr/>
-        <w:t xml:space="preserve">Built Sip Studies as a React, TypeScript, Vite, Supabase, Stripe, and Edge Function platform across learning, tasting, terminology, maps, AI/news, events, and paid access.</w:t>
+        <w:t xml:space="preserve">Using AI-assisted, repo-driven workflows, built Sip Studies across React, TypeScript, Vite, Supabase, Stripe, Edge Functions, learning tools, terminology, maps, AI/news routing, events, and paid access.</w:t>
       </w:r>
     </w:p>
     <w:p>

--- a/public/documents/openai-2026-06-02/01_AI_Deployment_Engineer_Codex_Remote_US/Jonathan_Yu_AI_Deployment_Engineer_Codex_Resume.docx
+++ b/public/documents/openai-2026-06-02/01_AI_Deployment_Engineer_Codex_Remote_US/Jonathan_Yu_AI_Deployment_Engineer_Codex_Resume.docx
@@ -1,11 +1,11 @@
 
 <file path=word/document.xml><?xml version="1.0" encoding="utf-8"?>
 <w:document xmlns:w="http://schemas.openxmlformats.org/wordprocessingml/2006/main">
-  <w:background w:color="F8F4EA"/>
+  <w:background w:color="FBF9F0"/>
   <w:body>
     <w:p>
       <w:pPr>
-        <w:shd w:val="clear" w:color="auto" w:fill="05313B"/>
+        <w:shd w:val="clear" w:color="auto" w:fill="042830"/>
         <w:spacing w:after="120"/>
       </w:pPr>
       <w:r>
@@ -15,7 +15,7 @@
           <w:sz w:val="17"/>
           <w:szCs w:val="17"/>
         </w:rPr>
-        <w:t xml:space="preserve">JONATHAN YU | OPENAI APPLICATION PACKET | ROLE RESUME</w:t>
+        <w:t xml:space="preserve">JONATHAN YU | ROLE RESUME | OPENAI APPLICATION PACKET</w:t>
       </w:r>
     </w:p>
     <w:p>
@@ -28,48 +28,48 @@
           <w:sz w:val="16"/>
           <w:szCs w:val="16"/>
         </w:rPr>
+        <w:t xml:space="preserve">Reviewed June 12, 2026 | Las Vegas, NV | JonYu3@gmail.com | 617.637.0668 | SipStudies.com | Sipopedia.com</w:t>
+      </w:r>
+    </w:p>
+    <w:p>
+      <w:pPr>
+        <w:pStyle w:val="Title"/>
+      </w:pPr>
+      <w:r>
+        <w:rPr/>
+        <w:t xml:space="preserve">Jonathan Yu</w:t>
+      </w:r>
+    </w:p>
+    <w:p/>
+    <w:p>
+      <w:pPr/>
+      <w:r>
+        <w:rPr/>
+        <w:t xml:space="preserve">Target Role: AI Deployment Engineer - Codex</w:t>
+      </w:r>
+    </w:p>
+    <w:p>
+      <w:pPr/>
+      <w:r>
+        <w:rPr/>
+        <w:t xml:space="preserve">Compensation: $197K-$278K + equity</w:t>
+      </w:r>
+    </w:p>
+    <w:p>
+      <w:pPr/>
+      <w:r>
+        <w:rPr/>
+        <w:t xml:space="preserve">Founder / AI Coding Workflow Builder / Technical Enablement Lead</w:t>
+      </w:r>
+    </w:p>
+    <w:p>
+      <w:pPr/>
+      <w:r>
+        <w:rPr/>
         <w:t xml:space="preserve">Las Vegas, NV | JonYu3@gmail.com | 617.637.0668 | SipStudies.com | Sipopedia.com</w:t>
       </w:r>
     </w:p>
     <w:p>
-      <w:pPr>
-        <w:pStyle w:val="Title"/>
-      </w:pPr>
-      <w:r>
-        <w:rPr/>
-        <w:t xml:space="preserve">Jonathan Yu</w:t>
-      </w:r>
-    </w:p>
-    <w:p/>
-    <w:p>
-      <w:pPr/>
-      <w:r>
-        <w:rPr/>
-        <w:t xml:space="preserve">Target Role: AI Deployment Engineer - Codex</w:t>
-      </w:r>
-    </w:p>
-    <w:p>
-      <w:pPr/>
-      <w:r>
-        <w:rPr/>
-        <w:t xml:space="preserve">Compensation: $197K-$278K + equity</w:t>
-      </w:r>
-    </w:p>
-    <w:p>
-      <w:pPr/>
-      <w:r>
-        <w:rPr/>
-        <w:t xml:space="preserve">Founder / AI Coding Workflow Builder / Technical Enablement Lead</w:t>
-      </w:r>
-    </w:p>
-    <w:p>
-      <w:pPr/>
-      <w:r>
-        <w:rPr/>
-        <w:t xml:space="preserve">Las Vegas, NV | JonYu3@gmail.com | 617.637.0668 | SipStudies.com | Sipopedia.com</w:t>
-      </w:r>
-    </w:p>
-    <w:p>
       <w:pPr/>
       <w:r>
         <w:rPr/>
@@ -740,30 +740,6 @@
       </w:pPr>
       <w:r>
         <w:rPr/>
-        <w:t xml:space="preserve">Auth, Stripe, AI/news + terminology pipelines</w:t>
-      </w:r>
-    </w:p>
-    <w:p>
-      <w:pPr>
-        <w:numPr>
-          <w:ilvl w:val="0"/>
-          <w:numId w:val="1"/>
-        </w:numPr>
-      </w:pPr>
-      <w:r>
-        <w:rPr/>
-        <w:t xml:space="preserve">Monitored 3,800+ brands</w:t>
-      </w:r>
-    </w:p>
-    <w:p>
-      <w:pPr>
-        <w:numPr>
-          <w:ilvl w:val="0"/>
-          <w:numId w:val="1"/>
-        </w:numPr>
-      </w:pPr>
-      <w:r>
-        <w:rPr/>
         <w:t xml:space="preserve">Weekly Critical On Hand POD gap analysis tool</w:t>
       </w:r>
     </w:p>
@@ -824,6 +800,18 @@
       </w:pPr>
       <w:r>
         <w:rPr/>
+        <w:t xml:space="preserve">Led Wine Walk Wednesdays for AARP Colorado, teaching 50+ active adults through live and recorded virtual wine education across all 50 states.</w:t>
+      </w:r>
+    </w:p>
+    <w:p>
+      <w:pPr>
+        <w:numPr>
+          <w:ilvl w:val="0"/>
+          <w:numId w:val="1"/>
+        </w:numPr>
+      </w:pPr>
+      <w:r>
+        <w:rPr/>
         <w:t xml:space="preserve">Using AI-assisted, repo-driven workflows, built Sip Studies across React, TypeScript, Vite, Supabase, Stripe, Edge Functions, learning tools, terminology, maps, AI/news routing, events, and paid access.</w:t>
       </w:r>
     </w:p>
@@ -860,43 +848,7 @@
       </w:pPr>
       <w:r>
         <w:rPr/>
-        <w:t xml:space="preserve">Led Wine Walk Wednesdays for AARP Colorado, teaching 50+ active adults through live and recorded virtual wine education across all 50 states.</w:t>
-      </w:r>
-    </w:p>
-    <w:p>
-      <w:pPr>
-        <w:numPr>
-          <w:ilvl w:val="0"/>
-          <w:numId w:val="1"/>
-        </w:numPr>
-      </w:pPr>
-      <w:r>
-        <w:rPr/>
         <w:t xml:space="preserve">Built and maintain weekly Critical On Hand / Gap Analysis workbooks to analyze customer POD gaps, on-hand inventory, days on hand, sales movement, incentives, and account opportunities.</w:t>
-      </w:r>
-    </w:p>
-    <w:p>
-      <w:pPr>
-        <w:numPr>
-          <w:ilvl w:val="0"/>
-          <w:numId w:val="1"/>
-        </w:numPr>
-      </w:pPr>
-      <w:r>
-        <w:rPr/>
-        <w:t xml:space="preserve">Earned a Breakthru Beverage Sales Consultant Excellence Award, expanded 3,500+ placements, and increased wine revenue by $2.291M within Lee's Liquor.</w:t>
-      </w:r>
-    </w:p>
-    <w:p>
-      <w:pPr>
-        <w:numPr>
-          <w:ilvl w:val="0"/>
-          <w:numId w:val="1"/>
-        </w:numPr>
-      </w:pPr>
-      <w:r>
-        <w:rPr/>
-        <w:t xml:space="preserve">Wrote wine-class curriculum, instructed customers, trained staff, managed premium wine sales, and supported cellar design at Total Wine &amp; More.</w:t>
       </w:r>
     </w:p>
     <w:p/>
@@ -930,6 +882,9 @@
 <w:styles xmlns:w="http://schemas.openxmlformats.org/wordprocessingml/2006/main">
   <w:style w:type="paragraph" w:default="1" w:styleId="Normal">
     <w:name w:val="Normal"/>
+    <w:pPr>
+      <w:spacing w:after="80" w:line="276" w:lineRule="auto"/>
+    </w:pPr>
     <w:rPr>
       <w:rFonts w:ascii="Aptos" w:hAnsi="Aptos"/>
       <w:color w:val="14252B"/>
@@ -945,8 +900,8 @@
     </w:pPr>
     <w:rPr>
       <w:b/>
-      <w:color w:val="05313B"/>
-      <w:sz w:val="36"/>
+      <w:color w:val="042830"/>
+      <w:sz w:val="34"/>
     </w:rPr>
   </w:style>
   <w:style w:type="paragraph" w:styleId="Heading1">
@@ -966,7 +921,7 @@
     <w:name w:val="Heading 2"/>
     <w:rPr>
       <w:b/>
-      <w:color w:val="05313B"/>
+      <w:color w:val="042830"/>
       <w:sz w:val="22"/>
     </w:rPr>
   </w:style>
